--- a/docs/dev LoveBridge.docx
+++ b/docs/dev LoveBridge.docx
@@ -317,13 +317,7 @@
         <w:ind w:left="709" w:hanging="425"/>
       </w:pPr>
       <w:r>
-        <w:t>SEFsense describes b</w:t>
-      </w:r>
-      <w:r>
-        <w:t xml:space="preserve">ids with their bidding history </w:t>
-      </w:r>
-      <w:r>
-        <w:t>and their senses (significations)</w:t>
+        <w:t>SEFsense describes bids with their bidding history and their senses (significations)</w:t>
       </w:r>
     </w:p>
     <w:p>
@@ -554,11 +548,11 @@
         </w:tabs>
       </w:pPr>
       <w:r>
-        <w:t>club</w:t>
+        <w:t>chicane</w:t>
       </w:r>
       <w:r>
         <w:tab/>
-        <w:t>trèfle</w:t>
+        <w:t>void</w:t>
       </w:r>
     </w:p>
     <w:p>
@@ -573,11 +567,11 @@
         </w:tabs>
       </w:pPr>
       <w:r>
-        <w:t>contract</w:t>
+        <w:t>club</w:t>
       </w:r>
       <w:r>
         <w:tab/>
-        <w:t>contrat</w:t>
+        <w:t>trèfle</w:t>
       </w:r>
     </w:p>
     <w:p>
@@ -592,11 +586,11 @@
         </w:tabs>
       </w:pPr>
       <w:r>
-        <w:t>deal</w:t>
+        <w:t>contract</w:t>
       </w:r>
       <w:r>
         <w:tab/>
-        <w:t>donne</w:t>
+        <w:t>contrat</w:t>
       </w:r>
     </w:p>
     <w:p>
@@ -611,11 +605,11 @@
         </w:tabs>
       </w:pPr>
       <w:r>
-        <w:t>dealer</w:t>
+        <w:t>deal</w:t>
       </w:r>
       <w:r>
         <w:tab/>
-        <w:t>donneur</w:t>
+        <w:t>donne</w:t>
       </w:r>
     </w:p>
     <w:p>
@@ -630,11 +624,11 @@
         </w:tabs>
       </w:pPr>
       <w:r>
-        <w:t>declarer</w:t>
+        <w:t>dealer</w:t>
       </w:r>
       <w:r>
         <w:tab/>
-        <w:t>déclarant</w:t>
+        <w:t>donneur</w:t>
       </w:r>
     </w:p>
     <w:p>
@@ -649,11 +643,11 @@
         </w:tabs>
       </w:pPr>
       <w:r>
-        <w:t>deck</w:t>
+        <w:t>declarer</w:t>
       </w:r>
       <w:r>
         <w:tab/>
-        <w:t>jeu (de 52 cartes)</w:t>
+        <w:t>déclarant</w:t>
       </w:r>
     </w:p>
     <w:p>
@@ -668,11 +662,11 @@
         </w:tabs>
       </w:pPr>
       <w:r>
-        <w:t>diamond</w:t>
+        <w:t>deck</w:t>
       </w:r>
       <w:r>
         <w:tab/>
-        <w:t>carreau</w:t>
+        <w:t>jeu (de 52 cartes)</w:t>
       </w:r>
     </w:p>
     <w:p>
@@ -687,11 +681,11 @@
         </w:tabs>
       </w:pPr>
       <w:r>
-        <w:t>doubled</w:t>
+        <w:t>diamond</w:t>
       </w:r>
       <w:r>
         <w:tab/>
-        <w:t>contré (1) ou surcontré (2)</w:t>
+        <w:t>carreau</w:t>
       </w:r>
     </w:p>
     <w:p>
@@ -706,11 +700,11 @@
         </w:tabs>
       </w:pPr>
       <w:r>
-        <w:t>dummy</w:t>
+        <w:t>doubled</w:t>
       </w:r>
       <w:r>
         <w:tab/>
-        <w:t>mort</w:t>
+        <w:t>contré (1) ou surcontré (2)</w:t>
       </w:r>
     </w:p>
     <w:p>
@@ -725,11 +719,11 @@
         </w:tabs>
       </w:pPr>
       <w:r>
-        <w:t>heart</w:t>
+        <w:t>doubleton</w:t>
       </w:r>
       <w:r>
         <w:tab/>
-        <w:t>cœur</w:t>
+        <w:t>doubleton</w:t>
       </w:r>
     </w:p>
     <w:p>
@@ -744,11 +738,11 @@
         </w:tabs>
       </w:pPr>
       <w:r>
-        <w:t>no trump</w:t>
+        <w:t>dummy</w:t>
       </w:r>
       <w:r>
         <w:tab/>
-        <w:t>sans atout</w:t>
+        <w:t>mort</w:t>
       </w:r>
     </w:p>
     <w:p>
@@ -763,11 +757,11 @@
         </w:tabs>
       </w:pPr>
       <w:r>
-        <w:t>opener</w:t>
+        <w:t>heart</w:t>
       </w:r>
       <w:r>
         <w:tab/>
-        <w:t>ouvreur</w:t>
+        <w:t>cœur</w:t>
       </w:r>
     </w:p>
     <w:p>
@@ -782,11 +776,68 @@
         </w:tabs>
       </w:pPr>
       <w:r>
+        <w:t>no trump</w:t>
+      </w:r>
+      <w:r>
+        <w:tab/>
+        <w:t>sans atout</w:t>
+      </w:r>
+    </w:p>
+    <w:p>
+      <w:pPr>
+        <w:pStyle w:val="Paragraphedeliste"/>
+        <w:numPr>
+          <w:ilvl w:val="0"/>
+          <w:numId w:val="18"/>
+        </w:numPr>
+        <w:tabs>
+          <w:tab w:val="left" w:pos="3402"/>
+        </w:tabs>
+      </w:pPr>
+      <w:r>
+        <w:t>opener</w:t>
+      </w:r>
+      <w:r>
+        <w:tab/>
+        <w:t>ouvreur</w:t>
+      </w:r>
+    </w:p>
+    <w:p>
+      <w:pPr>
+        <w:pStyle w:val="Paragraphedeliste"/>
+        <w:numPr>
+          <w:ilvl w:val="0"/>
+          <w:numId w:val="18"/>
+        </w:numPr>
+        <w:tabs>
+          <w:tab w:val="left" w:pos="3402"/>
+        </w:tabs>
+      </w:pPr>
+      <w:r>
         <w:t>rank</w:t>
       </w:r>
       <w:r>
         <w:tab/>
         <w:t>rang d’une carte (As : maxi, 2 : mini)</w:t>
+      </w:r>
+    </w:p>
+    <w:p>
+      <w:pPr>
+        <w:pStyle w:val="Paragraphedeliste"/>
+        <w:numPr>
+          <w:ilvl w:val="0"/>
+          <w:numId w:val="18"/>
+        </w:numPr>
+        <w:tabs>
+          <w:tab w:val="left" w:pos="3402"/>
+        </w:tabs>
+      </w:pPr>
+      <w:r>
+        <w:t>singleton</w:t>
+      </w:r>
+      <w:r>
+        <w:tab/>
+        <w:t>singleton</w:t>
       </w:r>
     </w:p>
     <w:p>
